--- a/SIS/SIS_BaizhanZere_Report.docx
+++ b/SIS/SIS_BaizhanZere_Report.docx
@@ -734,6 +734,7 @@
           <w:rFonts w:ascii="Times New Roman" w:hAnsi="Times New Roman" w:cs="Times New Roman"/>
           <w:sz w:val="28"/>
           <w:szCs w:val="28"/>
+          <w:lang w:val="kk-KZ"/>
         </w:rPr>
       </w:pPr>
       <w:r>
@@ -742,13 +743,13 @@
           <w:noProof/>
           <w:sz w:val="28"/>
           <w:szCs w:val="28"/>
-          <w:lang w:val="ru-RU"/>
+          <w:lang w:val="kk-KZ"/>
         </w:rPr>
         <w:drawing>
-          <wp:inline distT="0" distB="0" distL="0" distR="0" wp14:anchorId="0EBF025B" wp14:editId="11FF524C">
-            <wp:extent cx="6272530" cy="1508760"/>
-            <wp:effectExtent l="0" t="0" r="1270" b="2540"/>
-            <wp:docPr id="76776815" name="Picture 7"/>
+          <wp:inline distT="0" distB="0" distL="0" distR="0" wp14:anchorId="0AEB0BC2" wp14:editId="46B3A20B">
+            <wp:extent cx="6272530" cy="1650365"/>
+            <wp:effectExtent l="0" t="0" r="1270" b="635"/>
+            <wp:docPr id="2059945173" name="Picture 8"/>
             <wp:cNvGraphicFramePr>
               <a:graphicFrameLocks xmlns:a="http://schemas.openxmlformats.org/drawingml/2006/main" noChangeAspect="1"/>
             </wp:cNvGraphicFramePr>
@@ -756,7 +757,7 @@
               <a:graphicData uri="http://schemas.openxmlformats.org/drawingml/2006/picture">
                 <pic:pic xmlns:pic="http://schemas.openxmlformats.org/drawingml/2006/picture">
                   <pic:nvPicPr>
-                    <pic:cNvPr id="76776815" name="Picture 76776815"/>
+                    <pic:cNvPr id="2059945173" name="Picture 2059945173"/>
                     <pic:cNvPicPr/>
                   </pic:nvPicPr>
                   <pic:blipFill>
@@ -768,7 +769,7 @@
                   <pic:spPr>
                     <a:xfrm>
                       <a:off x="0" y="0"/>
-                      <a:ext cx="6272530" cy="1508760"/>
+                      <a:ext cx="6272530" cy="1650365"/>
                     </a:xfrm>
                     <a:prstGeom prst="rect">
                       <a:avLst/>
